--- a/rapports/2026-06-06/EQ33/EQ33_sup_v2/DR_023201030018/85-69-14-77.docx
+++ b/rapports/2026-06-06/EQ33/EQ33_sup_v2/DR_023201030018/85-69-14-77.docx
@@ -297,7 +297,7 @@
           <w:color w:val="1F6FEB"/>
           <w:sz w:val="22"/>
         </w:rPr>
-        <w:t>⚠ INCOHÉRENCES À CORRIGER (53)</w:t>
+        <w:t>⚠ INCOHÉRENCES À CORRIGER (51)</w:t>
       </w:r>
     </w:p>
     <w:tbl>
@@ -724,7 +724,7 @@
                 <w:color w:val="16A34A"/>
                 <w:sz w:val="16"/>
               </w:rPr>
-              <w:t>—</w:t>
+              <w:t>s02q33, s01q00b</w:t>
             </w:r>
           </w:p>
         </w:tc>
@@ -755,7 +755,7 @@
                 <w:i w:val="0"/>
                 <w:sz w:val="17"/>
               </w:rPr>
-              <w:t>Incohérence!!! seulement les écoles privées paient les frais de scolarité (y compris les frais d'inscription).</w:t>
+              <w:t>Incoherent!!! La dernière fois que Fatoumata  Sane a  fréquenté l'école est 9999.</w:t>
             </w:r>
           </w:p>
         </w:tc>
@@ -788,7 +788,7 @@
                 <w:i w:val="0"/>
                 <w:sz w:val="16"/>
               </w:rPr>
-              <w:t>S02</w:t>
+              <w:t>S05</w:t>
               <w:br/>
             </w:r>
             <w:r>
@@ -798,7 +798,7 @@
                 <w:color w:val="64748B"/>
                 <w:sz w:val="14"/>
               </w:rPr>
-              <w:t>Éducation</w:t>
+              <w:t>Revenus</w:t>
             </w:r>
           </w:p>
         </w:tc>
@@ -814,7 +814,7 @@
                 <w:color w:val="16A34A"/>
                 <w:sz w:val="16"/>
               </w:rPr>
-              <w:t>s02q33, s01q00b</w:t>
+              <w:t>s00q28, s01q28, s01q29, s01q30, s02q01__1, s02q02__1, s03q19, s04q32</w:t>
             </w:r>
           </w:p>
         </w:tc>
@@ -845,7 +845,7 @@
                 <w:i w:val="0"/>
                 <w:sz w:val="17"/>
               </w:rPr>
-              <w:t>Incoherent!!! La dernière fois que Fatoumata  Sane a  fréquenté l'école est 9999.</w:t>
+              <w:t>Incohérence!! Mamadou Lamine Sadio a déclaré être en retraite en senction 4A (4.21=Retraité) mais dit à la question 5.01 qu'il ne  bénéficie pas d'une pension de retraite, prière de corriger cette incohérence</w:t>
             </w:r>
           </w:p>
         </w:tc>
@@ -860,10 +860,10 @@
               <w:rPr>
                 <w:b/>
                 <w:i w:val="0"/>
-                <w:color w:val="DC2626"/>
+                <w:color w:val="EA580C"/>
                 <w:sz w:val="16"/>
               </w:rPr>
-              <w:t>Haute</w:t>
+              <w:t>Moyenne</w:t>
             </w:r>
           </w:p>
         </w:tc>
@@ -878,7 +878,7 @@
                 <w:i w:val="0"/>
                 <w:sz w:val="16"/>
               </w:rPr>
-              <w:t>S05</w:t>
+              <w:t>S00</w:t>
               <w:br/>
             </w:r>
             <w:r>
@@ -888,7 +888,7 @@
                 <w:color w:val="64748B"/>
                 <w:sz w:val="14"/>
               </w:rPr>
-              <w:t>Revenus</w:t>
+              <w:t>Identification</w:t>
             </w:r>
           </w:p>
         </w:tc>
@@ -904,7 +904,7 @@
                 <w:color w:val="16A34A"/>
                 <w:sz w:val="16"/>
               </w:rPr>
-              <w:t>s00q28, s01q28, s01q29, s01q30, s02q01__1, s02q02__1, s03q19, s04q32</w:t>
+              <w:t>—</w:t>
             </w:r>
           </w:p>
         </w:tc>
@@ -935,7 +935,7 @@
                 <w:i w:val="0"/>
                 <w:sz w:val="17"/>
               </w:rPr>
-              <w:t>Incohérence!! Mamadou Lamine Sadio a déclaré être en retraite en senction 4A (4.21=Retraité) mais dit à la question 5.01 qu'il ne  bénéficie pas d'une pension de retraite, prière de corriger cette incohérence</w:t>
+              <w:t>L'adresse ou la localisation du ménage doit être bien renseignée, ne doit pas contenir des numéros de téléphone et elle semble courte pour être une adresse.</w:t>
             </w:r>
           </w:p>
         </w:tc>
@@ -1025,7 +1025,7 @@
                 <w:i w:val="0"/>
                 <w:sz w:val="17"/>
               </w:rPr>
-              <w:t>L'adresse ou la localisation du ménage doit être bien renseignée, ne doit pas contenir des numéros de téléphone et elle semble courte pour être une adresse.</w:t>
+              <w:t>Prière de renseigner la bonne adresse.</w:t>
             </w:r>
           </w:p>
         </w:tc>
@@ -1058,7 +1058,7 @@
                 <w:i w:val="0"/>
                 <w:sz w:val="16"/>
               </w:rPr>
-              <w:t>S00</w:t>
+              <w:t>S01</w:t>
               <w:br/>
             </w:r>
             <w:r>
@@ -1068,7 +1068,7 @@
                 <w:color w:val="64748B"/>
                 <w:sz w:val="14"/>
               </w:rPr>
-              <w:t>Identification</w:t>
+              <w:t>Démographie</w:t>
             </w:r>
           </w:p>
         </w:tc>
@@ -1115,7 +1115,7 @@
                 <w:i w:val="0"/>
                 <w:sz w:val="17"/>
               </w:rPr>
-              <w:t>Prière de renseigner la bonne adresse.</w:t>
+              <w:t>Prière de verifier l'information donnée par Khady Diatta ou corriger au niveau de la section 1.</w:t>
             </w:r>
           </w:p>
         </w:tc>
@@ -1174,7 +1174,7 @@
                 <w:color w:val="16A34A"/>
                 <w:sz w:val="16"/>
               </w:rPr>
-              <w:t>—</w:t>
+              <w:t>s01q10_1</w:t>
             </w:r>
           </w:p>
         </w:tc>
@@ -1205,7 +1205,7 @@
                 <w:i w:val="0"/>
                 <w:sz w:val="17"/>
               </w:rPr>
-              <w:t>Prière de verifier l'information donnée par Khady Diatta ou corriger au niveau de la section 1.</w:t>
+              <w:t>La taille du ménage lors de l'enquête principale (7) de ce ménage est inférieur à la taille du denombrement (8), prière de fournir des explications concrètes ou aller revisiter le ménage.</w:t>
             </w:r>
           </w:p>
         </w:tc>
@@ -1264,7 +1264,7 @@
                 <w:color w:val="16A34A"/>
                 <w:sz w:val="16"/>
               </w:rPr>
-              <w:t>s01q10_1</w:t>
+              <w:t>s01q33</w:t>
             </w:r>
           </w:p>
         </w:tc>
@@ -1280,7 +1280,7 @@
                 <w:color w:val="64748B"/>
                 <w:sz w:val="16"/>
               </w:rPr>
-              <w:t>GT-CQ</w:t>
+              <w:t>Natif SuSo</w:t>
             </w:r>
           </w:p>
         </w:tc>
@@ -1295,187 +1295,7 @@
                 <w:i w:val="0"/>
                 <w:sz w:val="17"/>
               </w:rPr>
-              <w:t>La taille du ménage lors de l'enquête principale (7) de ce ménage est inférieur à la taille du denombrement (8), prière de fournir des explications concrètes ou aller revisiter le ménage.</w:t>
-            </w:r>
-          </w:p>
-        </w:tc>
-      </w:tr>
-      <w:tr>
-        <w:tc>
-          <w:tcPr>
-            <w:tcW w:type="dxa" w:w="964"/>
-          </w:tcPr>
-          <w:p>
-            <w:r>
-              <w:rPr>
-                <w:b/>
-                <w:i w:val="0"/>
-                <w:color w:val="EA580C"/>
-                <w:sz w:val="16"/>
-              </w:rPr>
-              <w:t>Moyenne</w:t>
-            </w:r>
-          </w:p>
-        </w:tc>
-        <w:tc>
-          <w:tcPr>
-            <w:tcW w:type="dxa" w:w="1247"/>
-          </w:tcPr>
-          <w:p>
-            <w:r>
-              <w:rPr>
-                <w:b/>
-                <w:i w:val="0"/>
-                <w:sz w:val="16"/>
-              </w:rPr>
-              <w:t>S01</w:t>
-              <w:br/>
-            </w:r>
-            <w:r>
-              <w:rPr>
-                <w:b w:val="0"/>
-                <w:i w:val="0"/>
-                <w:color w:val="64748B"/>
-                <w:sz w:val="14"/>
-              </w:rPr>
-              <w:t>Démographie</w:t>
-            </w:r>
-          </w:p>
-        </w:tc>
-        <w:tc>
-          <w:tcPr>
-            <w:tcW w:type="dxa" w:w="1531"/>
-          </w:tcPr>
-          <w:p>
-            <w:r>
-              <w:rPr>
-                <w:b/>
-                <w:i w:val="0"/>
-                <w:color w:val="16A34A"/>
-                <w:sz w:val="16"/>
-              </w:rPr>
-              <w:t>s01q33</w:t>
-            </w:r>
-          </w:p>
-        </w:tc>
-        <w:tc>
-          <w:tcPr>
-            <w:tcW w:type="dxa" w:w="1191"/>
-          </w:tcPr>
-          <w:p>
-            <w:r>
-              <w:rPr>
-                <w:b w:val="0"/>
-                <w:i w:val="0"/>
-                <w:color w:val="64748B"/>
-                <w:sz w:val="16"/>
-              </w:rPr>
-              <w:t>Natif SuSo</w:t>
-            </w:r>
-          </w:p>
-        </w:tc>
-        <w:tc>
-          <w:tcPr>
-            <w:tcW w:type="dxa" w:w="4706"/>
-          </w:tcPr>
-          <w:p>
-            <w:r>
-              <w:rPr>
-                <w:b w:val="0"/>
-                <w:i w:val="0"/>
-                <w:sz w:val="17"/>
-              </w:rPr>
               <w:t>Attention! %rostertitle% est personne non apparentée au CM/Conjoint ou domestique mais la personne sélectionnée n'a pas été déclarée en 1.02 comme étant personne non apparentée au CM/Conjoint ou domestique. Veuillez corriger.</w:t>
-            </w:r>
-          </w:p>
-        </w:tc>
-      </w:tr>
-      <w:tr>
-        <w:tc>
-          <w:tcPr>
-            <w:tcW w:type="dxa" w:w="964"/>
-          </w:tcPr>
-          <w:p>
-            <w:r>
-              <w:rPr>
-                <w:b/>
-                <w:i w:val="0"/>
-                <w:color w:val="EA580C"/>
-                <w:sz w:val="16"/>
-              </w:rPr>
-              <w:t>Moyenne</w:t>
-            </w:r>
-          </w:p>
-        </w:tc>
-        <w:tc>
-          <w:tcPr>
-            <w:tcW w:type="dxa" w:w="1247"/>
-          </w:tcPr>
-          <w:p>
-            <w:r>
-              <w:rPr>
-                <w:b/>
-                <w:i w:val="0"/>
-                <w:sz w:val="16"/>
-              </w:rPr>
-              <w:t>S02</w:t>
-              <w:br/>
-            </w:r>
-            <w:r>
-              <w:rPr>
-                <w:b w:val="0"/>
-                <w:i w:val="0"/>
-                <w:color w:val="64748B"/>
-                <w:sz w:val="14"/>
-              </w:rPr>
-              <w:t>Éducation</w:t>
-            </w:r>
-          </w:p>
-        </w:tc>
-        <w:tc>
-          <w:tcPr>
-            <w:tcW w:type="dxa" w:w="1531"/>
-          </w:tcPr>
-          <w:p>
-            <w:r>
-              <w:rPr>
-                <w:b/>
-                <w:i w:val="0"/>
-                <w:color w:val="16A34A"/>
-                <w:sz w:val="16"/>
-              </w:rPr>
-              <w:t>—</w:t>
-            </w:r>
-          </w:p>
-        </w:tc>
-        <w:tc>
-          <w:tcPr>
-            <w:tcW w:type="dxa" w:w="1191"/>
-          </w:tcPr>
-          <w:p>
-            <w:r>
-              <w:rPr>
-                <w:b w:val="0"/>
-                <w:i w:val="0"/>
-                <w:color w:val="64748B"/>
-                <w:sz w:val="16"/>
-              </w:rPr>
-              <w:t>GT-CQ</w:t>
-            </w:r>
-          </w:p>
-        </w:tc>
-        <w:tc>
-          <w:tcPr>
-            <w:tcW w:type="dxa" w:w="4706"/>
-          </w:tcPr>
-          <w:p>
-            <w:r>
-              <w:rPr>
-                <w:b w:val="0"/>
-                <w:i w:val="0"/>
-                <w:sz w:val="17"/>
-              </w:rPr>
-              <w:t>veuillez, s'il vous plait, confirmer les frais de scolarité ( 12000 FCFA) payée de Aissatou  Coly avec le QG ou apporter les corrections nécessaires.</w:t>
             </w:r>
           </w:p>
         </w:tc>
